--- a/doc/MycorrhizaFinder Quick-Start User Guide.docx
+++ b/doc/MycorrhizaFinder Quick-Start User Guide.docx
@@ -326,7 +326,7 @@
               </wp:anchor>
             </w:drawing>
           </mc:Choice>
-          <mc:Fallback xmlns:a14="http://schemas.microsoft.com/office/drawing/2010/main" xmlns:pic="http://schemas.openxmlformats.org/drawingml/2006/picture" xmlns:a="http://schemas.openxmlformats.org/drawingml/2006/main">
+          <mc:Fallback xmlns:a="http://schemas.openxmlformats.org/drawingml/2006/main" xmlns:pic="http://schemas.openxmlformats.org/drawingml/2006/picture" xmlns:a14="http://schemas.microsoft.com/office/drawing/2010/main">
             <w:pict w14:anchorId="731BBC10">
               <v:rect id="Rechteck 11" style="position:absolute;margin-left:0;margin-top:-.05pt;width:21.85pt;height:2.85pt;z-index:251657218;visibility:visible;mso-wrap-style:square;mso-wrap-distance-left:9pt;mso-wrap-distance-top:0;mso-wrap-distance-right:9pt;mso-wrap-distance-bottom:0;mso-position-horizontal:absolute;mso-position-horizontal-relative:text;mso-position-vertical:absolute;mso-position-vertical-relative:text;v-text-anchor:middle" o:spid="_x0000_s1026" fillcolor="#f07d00" stroked="f" strokeweight="2pt" w14:anchorId="1E699619" o:gfxdata="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"/>
             </w:pict>
@@ -841,7 +841,105 @@
         <w:rPr>
           <w:lang w:val="en-GB"/>
         </w:rPr>
-        <w:t xml:space="preserve">ation using convolutional neural networks. </w:t>
+        <w:t>ation using convolutional neural networks.</w:t>
+      </w:r>
+    </w:p>
+    <w:p>
+      <w:pPr>
+        <w:spacing w:after="0"/>
+        <w:rPr>
+          <w:lang w:val="en-GB"/>
+        </w:rPr>
+      </w:pPr>
+      <w:r>
+        <w:rPr>
+          <w:lang w:val="en-GB"/>
+        </w:rPr>
+        <w:t xml:space="preserve">If you use </w:t>
+      </w:r>
+      <w:proofErr w:type="spellStart"/>
+      <w:r>
+        <w:rPr>
+          <w:lang w:val="en-GB"/>
+        </w:rPr>
+        <w:t>MycorrhizaFinder</w:t>
+      </w:r>
+      <w:proofErr w:type="spellEnd"/>
+      <w:r>
+        <w:rPr>
+          <w:lang w:val="en-GB"/>
+        </w:rPr>
+        <w:t xml:space="preserve">, or a derivative of </w:t>
+      </w:r>
+      <w:proofErr w:type="spellStart"/>
+      <w:r>
+        <w:rPr>
+          <w:lang w:val="en-GB"/>
+        </w:rPr>
+        <w:t>MycorrhizaFinder</w:t>
+      </w:r>
+      <w:proofErr w:type="spellEnd"/>
+      <w:r>
+        <w:rPr>
+          <w:lang w:val="en-GB"/>
+        </w:rPr>
+        <w:t>, in your research, please cite:</w:t>
+      </w:r>
+    </w:p>
+    <w:p>
+      <w:pPr>
+        <w:ind w:left="708"/>
+        <w:rPr>
+          <w:lang w:val="en-GB"/>
+        </w:rPr>
+      </w:pPr>
+      <w:r>
+        <w:rPr>
+          <w:lang w:val="en-GB"/>
+        </w:rPr>
+        <w:t xml:space="preserve">Kowal, J., Upham, R., Kiani, A., Rickards, M., Serpell, E., </w:t>
+      </w:r>
+      <w:proofErr w:type="spellStart"/>
+      <w:r>
+        <w:rPr>
+          <w:lang w:val="en-GB"/>
+        </w:rPr>
+        <w:t>Bidartondo</w:t>
+      </w:r>
+      <w:proofErr w:type="spellEnd"/>
+      <w:r>
+        <w:rPr>
+          <w:lang w:val="en-GB"/>
+        </w:rPr>
+        <w:t xml:space="preserve">, M.I., Evangelisti, E., Schornack, S., </w:t>
+      </w:r>
+      <w:proofErr w:type="spellStart"/>
+      <w:r>
+        <w:rPr>
+          <w:lang w:val="en-GB"/>
+        </w:rPr>
+        <w:t>Sibbit</w:t>
+      </w:r>
+      <w:proofErr w:type="spellEnd"/>
+      <w:r>
+        <w:rPr>
+          <w:lang w:val="en-GB"/>
+        </w:rPr>
+        <w:t xml:space="preserve">, J., Treder, K.P., Weidinger, S. and Suz, L.M., 2026, </w:t>
+      </w:r>
+      <w:r>
+        <w:rPr>
+          <w:i/>
+          <w:iCs/>
+          <w:lang w:val="en-GB"/>
+        </w:rPr>
+        <w:t>in prep</w:t>
+      </w:r>
+      <w:r>
+        <w:rPr>
+          <w:lang w:val="en-GB"/>
+        </w:rPr>
+        <w:t>.</w:t>
       </w:r>
     </w:p>
     <w:p>
@@ -2731,23 +2829,7 @@
           <w:szCs w:val="6"/>
           <w:lang w:val="en-GB"/>
         </w:rPr>
-        <w:t> </w:t>
-      </w:r>
-      <w:r>
-        <w:rPr>
-          <w:sz w:val="6"/>
-          <w:szCs w:val="6"/>
-          <w:lang w:val="en-GB"/>
-        </w:rPr>
-        <w:t xml:space="preserve"> </w:t>
-      </w:r>
-      <w:r>
-        <w:rPr>
-          <w:sz w:val="6"/>
-          <w:szCs w:val="6"/>
-          <w:lang w:val="en-GB"/>
-        </w:rPr>
-        <w:t> </w:t>
+        <w:t>   </w:t>
       </w:r>
       <w:r>
         <w:rPr>
@@ -3463,7 +3545,7 @@
               </wp:anchor>
             </w:drawing>
           </mc:Choice>
-          <mc:Fallback xmlns:a14="http://schemas.microsoft.com/office/drawing/2010/main" xmlns:pic="http://schemas.openxmlformats.org/drawingml/2006/picture" xmlns:a="http://schemas.openxmlformats.org/drawingml/2006/main">
+          <mc:Fallback xmlns:a="http://schemas.openxmlformats.org/drawingml/2006/main" xmlns:pic="http://schemas.openxmlformats.org/drawingml/2006/picture" xmlns:a14="http://schemas.microsoft.com/office/drawing/2010/main">
             <w:pict w14:anchorId="338BCFF6">
               <v:rect id="Rectangle 242" style="position:absolute;margin-left:420.05pt;margin-top:36.9pt;width:35.45pt;height:32.75pt;z-index:251659388;visibility:visible;mso-wrap-style:square;mso-wrap-distance-left:9pt;mso-wrap-distance-top:0;mso-wrap-distance-right:9pt;mso-wrap-distance-bottom:0;mso-position-horizontal:absolute;mso-position-horizontal-relative:text;mso-position-vertical:absolute;mso-position-vertical-relative:text;v-text-anchor:middle" o:spid="_x0000_s1026" filled="f" strokecolor="#c00000" strokeweight="2pt" w14:anchorId="5FA790A7" o:gfxdata="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"/>
             </w:pict>
@@ -4114,7 +4196,7 @@
             </wp:anchor>
           </w:drawing>
         </mc:Choice>
-        <mc:Fallback xmlns:a="http://schemas.openxmlformats.org/drawingml/2006/main" xmlns:a14="http://schemas.microsoft.com/office/drawing/2010/main" xmlns:arto="http://schemas.microsoft.com/office/word/2006/arto">
+        <mc:Fallback xmlns:arto="http://schemas.microsoft.com/office/word/2006/arto" xmlns:a14="http://schemas.microsoft.com/office/drawing/2010/main" xmlns:a="http://schemas.openxmlformats.org/drawingml/2006/main">
           <w:pict w14:anchorId="54FABB01">
             <v:line id="Gerade Verbindung 5" style="position:absolute;z-index:251704832;visibility:visible;mso-wrap-style:square;mso-width-percent:0;mso-height-percent:0;mso-wrap-distance-left:9pt;mso-wrap-distance-top:0;mso-wrap-distance-right:9pt;mso-wrap-distance-bottom:0;mso-position-horizontal:absolute;mso-position-horizontal-relative:text;mso-position-vertical:absolute;mso-position-vertical-relative:text;mso-width-percent:0;mso-height-percent:0;mso-width-relative:margin;mso-height-relative:margin" o:spid="_x0000_s1026" strokecolor="#003c50 [3213]" strokeweight=".25pt" from="0,39.55pt" to="453.5pt,39.55pt" w14:anchorId="212EE687" o:gfxdata="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"/>
           </w:pict>
@@ -44975,26 +45057,6 @@
 </file>
 
 <file path=customXml/item2.xml><?xml version="1.0" encoding="utf-8"?>
-<?mso-contentType ?>
-<FormTemplates xmlns="http://schemas.microsoft.com/sharepoint/v3/contenttype/forms">
-  <Display>DocumentLibraryForm</Display>
-  <Edit>DocumentLibraryForm</Edit>
-  <New>DocumentLibraryForm</New>
-</FormTemplates>
-</file>
-
-<file path=customXml/item3.xml><?xml version="1.0" encoding="utf-8"?>
-<b:Sources xmlns:b="http://schemas.openxmlformats.org/officeDocument/2006/bibliography" xmlns="http://schemas.openxmlformats.org/officeDocument/2006/bibliography" SelectedStyle="\APA.XSL" StyleName="APA"/>
-</file>
-
-<file path=customXml/item4.xml><?xml version="1.0" encoding="utf-8"?>
-<tns:customPropertyEditors xmlns:tns="http://schemas.microsoft.com/office/2006/customDocumentInformationPanel">
-  <tns:showOnOpen>false</tns:showOnOpen>
-  <tns:defaultPropertyEditorNamespace>Standard properties</tns:defaultPropertyEditorNamespace>
-</tns:customPropertyEditors>
-</file>
-
-<file path=customXml/item5.xml><?xml version="1.0" encoding="utf-8"?>
 <ct:contentTypeSchema xmlns:ct="http://schemas.microsoft.com/office/2006/metadata/contentType" xmlns:ma="http://schemas.microsoft.com/office/2006/metadata/properties/metaAttributes" ct:_="" ma:_="" ma:contentTypeName="Dokument" ma:contentTypeID="0x010100F018BE74A156F041A300598902C0407E" ma:contentTypeVersion="10" ma:contentTypeDescription="Ein neues Dokument erstellen." ma:contentTypeScope="" ma:versionID="edbb1dd4aa74fa8de71787ed54f1c502">
   <xsd:schema xmlns:xsd="http://www.w3.org/2001/XMLSchema" xmlns:xs="http://www.w3.org/2001/XMLSchema" xmlns:p="http://schemas.microsoft.com/office/2006/metadata/properties" xmlns:ns2="81451ef2-1de2-4866-9f6d-693ea2e11bc8" targetNamespace="http://schemas.microsoft.com/office/2006/metadata/properties" ma:root="true" ma:fieldsID="33d2606b9cf615868f5c4cd4a6e2cb1d" ns2:_="">
     <xsd:import namespace="81451ef2-1de2-4866-9f6d-693ea2e11bc8"/>
@@ -45172,6 +45234,26 @@
 </ct:contentTypeSchema>
 </file>
 
+<file path=customXml/item3.xml><?xml version="1.0" encoding="utf-8"?>
+<tns:customPropertyEditors xmlns:tns="http://schemas.microsoft.com/office/2006/customDocumentInformationPanel">
+  <tns:showOnOpen>false</tns:showOnOpen>
+  <tns:defaultPropertyEditorNamespace>Standard properties</tns:defaultPropertyEditorNamespace>
+</tns:customPropertyEditors>
+</file>
+
+<file path=customXml/item4.xml><?xml version="1.0" encoding="utf-8"?>
+<b:Sources xmlns:b="http://schemas.openxmlformats.org/officeDocument/2006/bibliography" xmlns="http://schemas.openxmlformats.org/officeDocument/2006/bibliography" SelectedStyle="\APA.XSL" StyleName="APA"/>
+</file>
+
+<file path=customXml/item5.xml><?xml version="1.0" encoding="utf-8"?>
+<?mso-contentType ?>
+<FormTemplates xmlns="http://schemas.microsoft.com/sharepoint/v3/contenttype/forms">
+  <Display>DocumentLibraryForm</Display>
+  <Edit>DocumentLibraryForm</Edit>
+  <New>DocumentLibraryForm</New>
+</FormTemplates>
+</file>
+
 <file path=customXml/itemProps1.xml><?xml version="1.0" encoding="utf-8"?>
 <ds:datastoreItem xmlns:ds="http://schemas.openxmlformats.org/officeDocument/2006/customXml" ds:itemID="{2436B60B-87CA-43DE-8D6D-79F3604FB4C1}">
   <ds:schemaRefs>
@@ -45183,30 +45265,6 @@
 </file>
 
 <file path=customXml/itemProps2.xml><?xml version="1.0" encoding="utf-8"?>
-<ds:datastoreItem xmlns:ds="http://schemas.openxmlformats.org/officeDocument/2006/customXml" ds:itemID="{CDE38E66-0651-4769-AF42-2882772D9B27}">
-  <ds:schemaRefs>
-    <ds:schemaRef ds:uri="http://schemas.microsoft.com/sharepoint/v3/contenttype/forms"/>
-  </ds:schemaRefs>
-</ds:datastoreItem>
-</file>
-
-<file path=customXml/itemProps3.xml><?xml version="1.0" encoding="utf-8"?>
-<ds:datastoreItem xmlns:ds="http://schemas.openxmlformats.org/officeDocument/2006/customXml" ds:itemID="{9122E820-1AB8-49E6-8AAB-76393ADDF3DB}">
-  <ds:schemaRefs>
-    <ds:schemaRef ds:uri="http://schemas.openxmlformats.org/officeDocument/2006/bibliography"/>
-  </ds:schemaRefs>
-</ds:datastoreItem>
-</file>
-
-<file path=customXml/itemProps4.xml><?xml version="1.0" encoding="utf-8"?>
-<ds:datastoreItem xmlns:ds="http://schemas.openxmlformats.org/officeDocument/2006/customXml" ds:itemID="{D3226BB1-2F8B-49B1-9228-67E4FBD695F9}">
-  <ds:schemaRefs>
-    <ds:schemaRef ds:uri="http://schemas.microsoft.com/office/2006/customDocumentInformationPanel"/>
-  </ds:schemaRefs>
-</ds:datastoreItem>
-</file>
-
-<file path=customXml/itemProps5.xml><?xml version="1.0" encoding="utf-8"?>
 <ds:datastoreItem xmlns:ds="http://schemas.openxmlformats.org/officeDocument/2006/customXml" ds:itemID="{92C009D7-54D1-4701-875C-BC7813946202}">
   <ds:schemaRefs>
     <ds:schemaRef ds:uri="http://schemas.microsoft.com/office/2006/metadata/contentType"/>
@@ -45222,4 +45280,28 @@
     <ds:schemaRef ds:uri="http://schemas.microsoft.com/internal/obd"/>
   </ds:schemaRefs>
 </ds:datastoreItem>
+</file>
+
+<file path=customXml/itemProps3.xml><?xml version="1.0" encoding="utf-8"?>
+<ds:datastoreItem xmlns:ds="http://schemas.openxmlformats.org/officeDocument/2006/customXml" ds:itemID="{D3226BB1-2F8B-49B1-9228-67E4FBD695F9}">
+  <ds:schemaRefs>
+    <ds:schemaRef ds:uri="http://schemas.microsoft.com/office/2006/customDocumentInformationPanel"/>
+  </ds:schemaRefs>
+</ds:datastoreItem>
+</file>
+
+<file path=customXml/itemProps4.xml><?xml version="1.0" encoding="utf-8"?>
+<ds:datastoreItem xmlns:ds="http://schemas.openxmlformats.org/officeDocument/2006/customXml" ds:itemID="{9122E820-1AB8-49E6-8AAB-76393ADDF3DB}">
+  <ds:schemaRefs>
+    <ds:schemaRef ds:uri="http://schemas.openxmlformats.org/officeDocument/2006/bibliography"/>
+  </ds:schemaRefs>
+</ds:datastoreItem>
+</file>
+
+<file path=customXml/itemProps5.xml><?xml version="1.0" encoding="utf-8"?>
+<ds:datastoreItem xmlns:ds="http://schemas.openxmlformats.org/officeDocument/2006/customXml" ds:itemID="{CDE38E66-0651-4769-AF42-2882772D9B27}">
+  <ds:schemaRefs>
+    <ds:schemaRef ds:uri="http://schemas.microsoft.com/sharepoint/v3/contenttype/forms"/>
+  </ds:schemaRefs>
+</ds:datastoreItem>
 </file>